--- a/DFT_paper_revision/response_to_audit/Response_to_Audit_v4.docx
+++ b/DFT_paper_revision/response_to_audit/Response_to_Audit_v4.docx
@@ -2,7 +2,7 @@
 <file path=word/document.xml><?xml version="1.0" encoding="utf-8"?>
 <w:document xmlns:w="http://schemas.openxmlformats.org/wordprocessingml/2006/main" xmlns:m="http://schemas.openxmlformats.org/officeDocument/2006/math" xmlns:r="http://schemas.openxmlformats.org/officeDocument/2006/relationships" xmlns:o="urn:schemas-microsoft-com:office:office" xmlns:v="urn:schemas-microsoft-com:vml" xmlns:w10="urn:schemas-microsoft-com:office:word" xmlns:a="http://schemas.openxmlformats.org/drawingml/2006/main" xmlns:pic="http://schemas.openxmlformats.org/drawingml/2006/picture" xmlns:wp="http://schemas.openxmlformats.org/drawingml/2006/wordprocessingDrawing">
   <w:body>
-    <w:bookmarkStart w:id="25" w:name="X06ed248eae19082c76e63ae1ed47f24512ef2a8"/>
+    <w:bookmarkStart w:id="26" w:name="X06ed248eae19082c76e63ae1ed47f24512ef2a8"/>
     <w:p>
       <w:pPr>
         <w:pStyle w:val="Heading1"/>
@@ -3379,7 +3379,69 @@
       </w:r>
     </w:p>
     <w:bookmarkEnd w:id="24"/>
+    <w:bookmarkStart w:id="25" w:name="Xf6030013151ab5e8a1c68625d1ec6ea68d2f190"/>
+    <w:p>
+      <w:pPr>
+        <w:pStyle w:val="Heading2"/>
+      </w:pPr>
+      <w:r>
+        <w:t xml:space="preserve">Part F — Independent compliance check and editorial pass (2 October 2026, after v4 was built)</w:t>
+      </w:r>
+    </w:p>
+    <w:p>
+      <w:pPr>
+        <w:pStyle w:val="FirstParagraph"/>
+      </w:pPr>
+      <w:r>
+        <w:t xml:space="preserve">An agent-based compliance check re-read v4 against every audit item. Of the 41 items it reached (R01–R18, E1–E13, figures and tables), it rated 19 as applied, 13 as applied with an [AUTHOR ACTION] dependency and 9 as not applied; the reference and language sweeps and the adversarial refutation stage did not run because the session usage limit was reached. Every one of the 9</w:t>
+      </w:r>
+      <w:r>
+        <w:t xml:space="preserve"> </w:t>
+      </w:r>
+      <w:r>
+        <w:t xml:space="preserve">“</w:t>
+      </w:r>
+      <w:r>
+        <w:t xml:space="preserve">not applied</w:t>
+      </w:r>
+      <w:r>
+        <w:t xml:space="preserve">”</w:t>
+      </w:r>
+      <w:r>
+        <w:t xml:space="preserve"> </w:t>
+      </w:r>
+      <w:r>
+        <w:t xml:space="preserve">verdicts and the gaps noted under the 13 partial ones were then addressed by hand in the sources: the production-vacancy site is no longer described as the nearest oxygen (R16); the k-mesh inventory, the Table 2 footnote and the SI run log now agree (R10, R18); the dual-U inventory names the four cells computed and the one missing (R06); the oxygen-poor-limit clause and the sequential-vacancy gap are stated as untested (R11); site-resolved projections, occupations and DOS resolution are requested from the existing projwfc.x output (R08); tighter relaxations and a cut-off test are scheduled as [AUTHOR ACTION] items (R09, R10); the Bader sum-rule inconsistency and missing per-atom tables are flagged (R15); the</w:t>
+      </w:r>
+      <w:r>
+        <w:t xml:space="preserve"> </w:t>
+      </w:r>
+      <w:r>
+        <w:t xml:space="preserve">“</w:t>
+      </w:r>
+      <w:r>
+        <w:t xml:space="preserve">unchanged</w:t>
+      </w:r>
+      <w:r>
+        <w:t xml:space="preserve">”</w:t>
+      </w:r>
+      <w:r>
+        <w:t xml:space="preserve"> </w:t>
+      </w:r>
+      <w:r>
+        <w:t xml:space="preserve">magnetisation statement for the D3 single points is corrected (E9).</w:t>
+      </w:r>
+    </w:p>
+    <w:p>
+      <w:pPr>
+        <w:pStyle w:val="BodyText"/>
+      </w:pPr>
+      <w:r>
+        <w:t xml:space="preserve">A separate editorial pass (handling-editor and computational-methods lenses) produced 87 findings, of which 80 were applied as text edits, 2 as new files (graphical abstract, highlights), 4 as interim label patches on artwork that the authors must regenerate, and 1 was not changed. The full list with dispositions is in Editorial_Pass_Log.md in this folder.</w:t>
+      </w:r>
+    </w:p>
     <w:bookmarkEnd w:id="25"/>
+    <w:bookmarkEnd w:id="26"/>
     <w:sectPr/>
   </w:body>
 </w:document>

--- a/DFT_paper_revision/response_to_audit/Response_to_Audit_v4.docx
+++ b/DFT_paper_revision/response_to_audit/Response_to_Audit_v4.docx
@@ -2,7 +2,7 @@
 <file path=word/document.xml><?xml version="1.0" encoding="utf-8"?>
 <w:document xmlns:w="http://schemas.openxmlformats.org/wordprocessingml/2006/main" xmlns:m="http://schemas.openxmlformats.org/officeDocument/2006/math" xmlns:r="http://schemas.openxmlformats.org/officeDocument/2006/relationships" xmlns:o="urn:schemas-microsoft-com:office:office" xmlns:v="urn:schemas-microsoft-com:vml" xmlns:w10="urn:schemas-microsoft-com:office:word" xmlns:a="http://schemas.openxmlformats.org/drawingml/2006/main" xmlns:pic="http://schemas.openxmlformats.org/drawingml/2006/picture" xmlns:wp="http://schemas.openxmlformats.org/drawingml/2006/wordprocessingDrawing">
   <w:body>
-    <w:bookmarkStart w:id="26" w:name="X06ed248eae19082c76e63ae1ed47f24512ef2a8"/>
+    <w:bookmarkStart w:id="27" w:name="X06ed248eae19082c76e63ae1ed47f24512ef2a8"/>
     <w:p>
       <w:pPr>
         <w:pStyle w:val="Heading1"/>
@@ -26,7 +26,7 @@
         <w:t xml:space="preserve"> </w:t>
       </w:r>
       <w:r>
-        <w:t xml:space="preserve">Oxygen-Vacancy Energetics and Hole Localization in Pr- and Rb-Substituted Anatase TiO</w:t>
+        <w:t xml:space="preserve">Oxygen-Vacancy Energetics and Dopant-Induced Holes in Pr- and Rb-Substituted Anatase TiO</w:t>
       </w:r>
       <w:r>
         <w:rPr>
@@ -3441,7 +3441,40 @@
       </w:r>
     </w:p>
     <w:bookmarkEnd w:id="25"/>
+    <w:bookmarkStart w:id="26" w:name="X209946f3ee2932f7728cfd919b7c7ba7cdd8ce6"/>
+    <w:p>
+      <w:pPr>
+        <w:pStyle w:val="Heading2"/>
+      </w:pPr>
+      <w:r>
+        <w:t xml:space="preserve">Part G — Second editorial round (3 October 2026)</w:t>
+      </w:r>
+    </w:p>
+    <w:p>
+      <w:pPr>
+        <w:pStyle w:val="FirstParagraph"/>
+      </w:pPr>
+      <w:r>
+        <w:t xml:space="preserve">The four remaining editorial lenses (defect chemistry, copy-editing, citations, SI and figure consistency) were run with Claude Opus 5.5. Verifiers accepted 192 findings, none of them desk-reject. All were applied or superseded by an overlapping fix; see Editorial_Pass_Log.md. Two items bear directly on this response document. First, R16 and R08: the title no longer claims</w:t>
+      </w:r>
+      <w:r>
+        <w:t xml:space="preserve"> </w:t>
+      </w:r>
+      <w:r>
+        <w:t xml:space="preserve">“</w:t>
+      </w:r>
+      <w:r>
+        <w:t xml:space="preserve">Hole Localisation</w:t>
+      </w:r>
+      <w:r>
+        <w:t xml:space="preserve">”</w:t>
+      </w:r>
+      <w:r>
+        <w:t xml:space="preserve">, because no reported observable establishes localisation; it can be restored if the spin-density figure requested in Section 3.7 shows a localised hole. Second, R03: the Discussion now states that the energetic ordering is also the order of cation radius, so the two-dopant design cannot exclude a size-based explanation.</w:t>
+      </w:r>
+    </w:p>
     <w:bookmarkEnd w:id="26"/>
+    <w:bookmarkEnd w:id="27"/>
     <w:sectPr/>
   </w:body>
 </w:document>

--- a/DFT_paper_revision/response_to_audit/Response_to_Audit_v4.docx
+++ b/DFT_paper_revision/response_to_audit/Response_to_Audit_v4.docx
@@ -2,7 +2,7 @@
 <file path=word/document.xml><?xml version="1.0" encoding="utf-8"?>
 <w:document xmlns:w="http://schemas.openxmlformats.org/wordprocessingml/2006/main" xmlns:m="http://schemas.openxmlformats.org/officeDocument/2006/math" xmlns:r="http://schemas.openxmlformats.org/officeDocument/2006/relationships" xmlns:o="urn:schemas-microsoft-com:office:office" xmlns:v="urn:schemas-microsoft-com:vml" xmlns:w10="urn:schemas-microsoft-com:office:word" xmlns:a="http://schemas.openxmlformats.org/drawingml/2006/main" xmlns:pic="http://schemas.openxmlformats.org/drawingml/2006/picture" xmlns:wp="http://schemas.openxmlformats.org/drawingml/2006/wordprocessingDrawing">
   <w:body>
-    <w:bookmarkStart w:id="27" w:name="X06ed248eae19082c76e63ae1ed47f24512ef2a8"/>
+    <w:bookmarkStart w:id="28" w:name="X06ed248eae19082c76e63ae1ed47f24512ef2a8"/>
     <w:p>
       <w:pPr>
         <w:pStyle w:val="Heading1"/>
@@ -3474,7 +3474,55 @@
       </w:r>
     </w:p>
     <w:bookmarkEnd w:id="26"/>
+    <w:bookmarkStart w:id="27" w:name="Xe447b813357293e61c6814f9eb4feba68f6ff7b"/>
+    <w:p>
+      <w:pPr>
+        <w:pStyle w:val="Heading2"/>
+      </w:pPr>
+      <w:r>
+        <w:t xml:space="preserve">Status update after Round 3 (3 October 2026)</w:t>
+      </w:r>
+    </w:p>
+    <w:p>
+      <w:pPr>
+        <w:pStyle w:val="FirstParagraph"/>
+      </w:pPr>
+      <w:r>
+        <w:t xml:space="preserve">The authors’ archive data and raw outputs were integrated (details: Editorial_Pass_Log, Round 3). Items whose status changes: R04 and the Ti</w:t>
+      </w:r>
+      <w:r>
+        <w:rPr>
+          <w:vertAlign w:val="superscript"/>
+        </w:rPr>
+        <w:t xml:space="preserve">3+</w:t>
+      </w:r>
+      <w:r>
+        <w:t xml:space="preserve">-label items are now supported by new evidence — the Rb_VO residual hole is an empty minority-spin O-2p state with +0.59 μ</w:t>
+      </w:r>
+      <w:r>
+        <w:rPr>
+          <w:vertAlign w:val="subscript"/>
+        </w:rPr>
+        <w:t xml:space="preserve">B</w:t>
+      </w:r>
+      <w:r>
+        <w:t xml:space="preserve"> </w:t>
+      </w:r>
+      <w:r>
+        <w:t xml:space="preserve">on one oxygen (Löwdin, projwfc.x), and Pr_VO has no site moment above 0.001 μ</w:t>
+      </w:r>
+      <w:r>
+        <w:rPr>
+          <w:vertAlign w:val="subscript"/>
+        </w:rPr>
+        <w:t xml:space="preserve">B</w:t>
+      </w:r>
+      <w:r>
+        <w:t xml:space="preserve">; Figures 1 and 4 are re-plotted from the authors’ outputs (Figure 1 from the relaxed Rb_VO coordinates, which show Rb displaced 1.27 Å towards the vacancy); the k-mesh sign and the Rb_VO 2×2×2 run are confirmed; the two Rb_VO spin solutions are ranked (6.4 meV); the magnetisation labels of the charged, dual-U, U-sweep, D3 and HSE runs are corrected to total magnetisation; and six reference records are corrected from the authors’ PDFs.</w:t>
+      </w:r>
+    </w:p>
     <w:bookmarkEnd w:id="27"/>
+    <w:bookmarkEnd w:id="28"/>
     <w:sectPr/>
   </w:body>
 </w:document>
